--- a/paper/Ghost_in_the_Machine_v4_Paper.docx
+++ b/paper/Ghost_in_the_Machine_v4_Paper.docx
@@ -83,6 +83,65 @@
       </w:r>
       <w:r>
         <w:t xml:space="preserve">is the name of a preregistered conjunction of statistical results in a simulated network.</w:t>
+      </w:r>
+    </w:p>
+    <w:p>
+      <w:pPr>
+        <w:pStyle w:val="BlockText"/>
+      </w:pPr>
+      <w:r>
+        <w:rPr>
+          <w:b/>
+          <w:bCs/>
+        </w:rPr>
+        <w:t xml:space="preserve">Update after the v5 follow-up (27 September 2026).</w:t>
+      </w:r>
+      <w:r>
+        <w:t xml:space="preserve"> </w:t>
+      </w:r>
+      <w:r>
+        <w:t xml:space="preserve">A preregistered direct replication with the frozen v4 pipeline (48 new networks, 4 new worlds) reached</w:t>
+      </w:r>
+      <w:r>
+        <w:t xml:space="preserve"> </w:t>
+      </w:r>
+      <w:r>
+        <w:rPr>
+          <w:b/>
+          <w:bCs/>
+        </w:rPr>
+        <w:t xml:space="preserve">level 3, not level 4</w:t>
+      </w:r>
+      <w:r>
+        <w:t xml:space="preserve">. The authorship-stabilization effect (H1–H3) and H5–H7 replicated, but authorship-dependent Ψ (H4) did not (d_z = 0.20, p = 0.10), showed no dose-response, and was null in four other architectures.</w:t>
+      </w:r>
+      <w:r>
+        <w:t xml:space="preserve"> </w:t>
+      </w:r>
+      <w:r>
+        <w:rPr>
+          <w:b/>
+          <w:bCs/>
+        </w:rPr>
+        <w:t xml:space="preserve">GHOST-v4 did not replicate.</w:t>
+      </w:r>
+      <w:r>
+        <w:t xml:space="preserve"> </w:t>
+      </w:r>
+      <w:r>
+        <w:t xml:space="preserve">Further v5 studies showed that the effect’s apparent self-specificity follows the comparator’s wiring: rerouting the comparator moves the peak effect to the new target population. The core effect proved robust to nonlinear estimators, other architectures and online switching of the comparator. See</w:t>
+      </w:r>
+      <w:r>
+        <w:t xml:space="preserve"> </w:t>
+      </w:r>
+      <w:r>
+        <w:rPr>
+          <w:rStyle w:val="VerbatimChar"/>
+        </w:rPr>
+        <w:t xml:space="preserve">paper/Ghost_in_the_Machine_v5_Followup.md</w:t>
+      </w:r>
+      <w:r>
+        <w:t xml:space="preserve">.</w:t>
       </w:r>
     </w:p>
     <w:bookmarkStart w:id="9" w:name="abstract"/>

--- a/paper/Ghost_in_the_Machine_v4_Paper.docx
+++ b/paper/Ghost_in_the_Machine_v4_Paper.docx
@@ -139,6 +139,51 @@
           <w:rStyle w:val="VerbatimChar"/>
         </w:rPr>
         <w:t xml:space="preserve">paper/Ghost_in_the_Machine_v5_Followup.md</w:t>
+      </w:r>
+      <w:r>
+        <w:t xml:space="preserve">.</w:t>
+      </w:r>
+    </w:p>
+    <w:p>
+      <w:pPr>
+        <w:pStyle w:val="BlockText"/>
+      </w:pPr>
+      <w:r>
+        <w:rPr>
+          <w:b/>
+          <w:bCs/>
+        </w:rPr>
+        <w:t xml:space="preserve">Update after v6.</w:t>
+      </w:r>
+      <w:r>
+        <w:t xml:space="preserve"> </w:t>
+      </w:r>
+      <w:r>
+        <w:t xml:space="preserve">The authorship effect is carried by the comparator’s prediction-error stream: transplanting the stream between master and twin transfers it, and it depends on the error being in step with the network’s own state, not only on its amplitude. v5’s Ψ null was not evidence of absence. Pooled over all five independent samples (post hoc), authorship raises Ψ modestly and variably (+0.129 [0.077, 0.181]). See</w:t>
+      </w:r>
+      <w:r>
+        <w:t xml:space="preserve"> </w:t>
+      </w:r>
+      <w:r>
+        <w:rPr>
+          <w:rStyle w:val="VerbatimChar"/>
+        </w:rPr>
+        <w:t xml:space="preserve">paper/Ghost_in_the_Machine_v6_Mechanism.md</w:t>
+      </w:r>
+      <w:r>
+        <w:t xml:space="preserve"> </w:t>
+      </w:r>
+      <w:r>
+        <w:t xml:space="preserve">and</w:t>
+      </w:r>
+      <w:r>
+        <w:t xml:space="preserve"> </w:t>
+      </w:r>
+      <w:r>
+        <w:rPr>
+          <w:rStyle w:val="VerbatimChar"/>
+        </w:rPr>
+        <w:t xml:space="preserve">docs/CLAIMS.md</w:t>
       </w:r>
       <w:r>
         <w:t xml:space="preserve">.</w:t>

--- a/paper/Ghost_in_the_Machine_v4_Paper.docx
+++ b/paper/Ghost_in_the_Machine_v4_Paper.docx
@@ -184,6 +184,36 @@
           <w:rStyle w:val="VerbatimChar"/>
         </w:rPr>
         <w:t xml:space="preserve">docs/CLAIMS.md</w:t>
+      </w:r>
+      <w:r>
+        <w:t xml:space="preserve">.</w:t>
+      </w:r>
+    </w:p>
+    <w:p>
+      <w:pPr>
+        <w:pStyle w:val="BlockText"/>
+      </w:pPr>
+      <w:r>
+        <w:rPr>
+          <w:b/>
+          <w:bCs/>
+        </w:rPr>
+        <w:t xml:space="preserve">Update after v7.</w:t>
+      </w:r>
+      <w:r>
+        <w:t xml:space="preserve"> </w:t>
+      </w:r>
+      <w:r>
+        <w:t xml:space="preserve">A powered preregistered test of Ψ (72 networks) failed, and pooled over eight samples the Ψ effect is small and inconsistent, so H4 is not replicated. The persistence effect (H1) holds in all eight samples (360 networks; +0.139 nats, I² 0). See</w:t>
+      </w:r>
+      <w:r>
+        <w:t xml:space="preserve"> </w:t>
+      </w:r>
+      <w:r>
+        <w:rPr>
+          <w:rStyle w:val="VerbatimChar"/>
+        </w:rPr>
+        <w:t xml:space="preserve">paper/Ghost_in_the_Machine_v7_Feedback.md</w:t>
       </w:r>
       <w:r>
         <w:t xml:space="preserve">.</w:t>
